--- a/RAG/Connect_Git.docx
+++ b/RAG/Connect_Git.docx
@@ -56,7 +56,21 @@
         <w:rPr>
           <w:lang w:val="en-US"/>
         </w:rPr>
-        <w:t xml:space="preserve">Connect to git : </w:t>
+        <w:t xml:space="preserve">Connect to </w:t>
+      </w:r>
+      <w:proofErr w:type="gramStart"/>
+      <w:r>
+        <w:rPr>
+          <w:lang w:val="en-US"/>
+        </w:rPr>
+        <w:t>git :</w:t>
+      </w:r>
+      <w:proofErr w:type="gramEnd"/>
+      <w:r>
+        <w:rPr>
+          <w:lang w:val="en-US"/>
+        </w:rPr>
+        <w:t xml:space="preserve"> </w:t>
       </w:r>
       <w:r>
         <w:rPr>
@@ -70,12 +84,239 @@
         </w:rPr>
         <w:t xml:space="preserve"> </w:t>
       </w:r>
-      <w:r>
-        <w:rPr>
-          <w:lang w:val="en-US"/>
-        </w:rPr>
-        <w:t>https://github.com/YOUR_USERNAME/YOUR_REPO_NAME.git</w:t>
-      </w:r>
+      <w:hyperlink r:id="rId5" w:history="1">
+        <w:r>
+          <w:rPr>
+            <w:rStyle w:val="Hyperlink"/>
+            <w:lang w:val="en-US"/>
+          </w:rPr>
+          <w:t>https://github.com/YOUR_USERNAME/YOUR_REPO_NAME.git</w:t>
+        </w:r>
+      </w:hyperlink>
+    </w:p>
+    <w:p>
+      <w:pPr>
+        <w:pStyle w:val="ListParagraph"/>
+        <w:numPr>
+          <w:ilvl w:val="0"/>
+          <w:numId w:val="1"/>
+        </w:numPr>
+        <w:rPr>
+          <w:lang w:val="en-US"/>
+        </w:rPr>
+      </w:pPr>
+      <w:r>
+        <w:rPr>
+          <w:lang w:val="en-US"/>
+        </w:rPr>
+        <w:t xml:space="preserve">Stage </w:t>
+      </w:r>
+      <w:proofErr w:type="gramStart"/>
+      <w:r>
+        <w:rPr>
+          <w:lang w:val="en-US"/>
+        </w:rPr>
+        <w:t>files :</w:t>
+      </w:r>
+      <w:proofErr w:type="gramEnd"/>
+      <w:r>
+        <w:rPr>
+          <w:lang w:val="en-US"/>
+        </w:rPr>
+        <w:t xml:space="preserve"> git </w:t>
+      </w:r>
+      <w:proofErr w:type="gramStart"/>
+      <w:r>
+        <w:rPr>
+          <w:lang w:val="en-US"/>
+        </w:rPr>
+        <w:t>add .</w:t>
+      </w:r>
+      <w:proofErr w:type="gramEnd"/>
+    </w:p>
+    <w:p>
+      <w:pPr>
+        <w:pStyle w:val="ListParagraph"/>
+        <w:rPr>
+          <w:lang w:val="en-US"/>
+        </w:rPr>
+      </w:pPr>
+      <w:r>
+        <w:rPr>
+          <w:lang w:val="en-US"/>
+        </w:rPr>
+        <w:t xml:space="preserve">We will get replace </w:t>
+      </w:r>
+      <w:proofErr w:type="gramStart"/>
+      <w:r>
+        <w:rPr>
+          <w:lang w:val="en-US"/>
+        </w:rPr>
+        <w:t>warning ,</w:t>
+      </w:r>
+      <w:proofErr w:type="gramEnd"/>
+      <w:r>
+        <w:rPr>
+          <w:lang w:val="en-US"/>
+        </w:rPr>
+        <w:t xml:space="preserve"> because we </w:t>
+      </w:r>
+      <w:r>
+        <w:rPr>
+          <w:lang w:val="en-US"/>
+        </w:rPr>
+        <w:t>initialized this project using “</w:t>
+      </w:r>
+      <w:proofErr w:type="spellStart"/>
+      <w:r>
+        <w:rPr>
+          <w:lang w:val="en-US"/>
+        </w:rPr>
+        <w:t>uv</w:t>
+      </w:r>
+      <w:proofErr w:type="spellEnd"/>
+      <w:r>
+        <w:rPr>
+          <w:lang w:val="en-US"/>
+        </w:rPr>
+        <w:t xml:space="preserve">” tool which uses line ending as </w:t>
+      </w:r>
+      <w:r>
+        <w:rPr>
+          <w:lang w:val="en-US"/>
+        </w:rPr>
+        <w:t xml:space="preserve">‘LF’ for Linux / mac. Since our system is </w:t>
+      </w:r>
+      <w:proofErr w:type="gramStart"/>
+      <w:r>
+        <w:rPr>
+          <w:lang w:val="en-US"/>
+        </w:rPr>
+        <w:t>windows ,</w:t>
+      </w:r>
+      <w:proofErr w:type="gramEnd"/>
+      <w:r>
+        <w:rPr>
+          <w:lang w:val="en-US"/>
+        </w:rPr>
+        <w:t xml:space="preserve"> it converts to ‘CRLF’ for downloading in your system and again converts to ‘LF’ while uploading to git. We can ignore which is expected</w:t>
+      </w:r>
+    </w:p>
+    <w:p>
+      <w:pPr>
+        <w:pStyle w:val="ListParagraph"/>
+        <w:rPr>
+          <w:lang w:val="en-US"/>
+        </w:rPr>
+      </w:pPr>
+      <w:r>
+        <w:rPr>
+          <w:lang w:val="en-US"/>
+        </w:rPr>
+        <w:drawing>
+          <wp:inline distT="0" distB="0" distL="0" distR="0" wp14:anchorId="6B312D86" wp14:editId="2EAD6C1A">
+            <wp:extent cx="5731510" cy="2072005"/>
+            <wp:effectExtent l="0" t="0" r="2540" b="4445"/>
+            <wp:docPr id="2138350121" name="Picture 1"/>
+            <wp:cNvGraphicFramePr>
+              <a:graphicFrameLocks xmlns:a="http://schemas.openxmlformats.org/drawingml/2006/main" noChangeAspect="1"/>
+            </wp:cNvGraphicFramePr>
+            <a:graphic xmlns:a="http://schemas.openxmlformats.org/drawingml/2006/main">
+              <a:graphicData uri="http://schemas.openxmlformats.org/drawingml/2006/picture">
+                <pic:pic xmlns:pic="http://schemas.openxmlformats.org/drawingml/2006/picture">
+                  <pic:nvPicPr>
+                    <pic:cNvPr id="2138350121" name=""/>
+                    <pic:cNvPicPr/>
+                  </pic:nvPicPr>
+                  <pic:blipFill>
+                    <a:blip r:embed="rId6"/>
+                    <a:stretch>
+                      <a:fillRect/>
+                    </a:stretch>
+                  </pic:blipFill>
+                  <pic:spPr>
+                    <a:xfrm>
+                      <a:off x="0" y="0"/>
+                      <a:ext cx="5731510" cy="2072005"/>
+                    </a:xfrm>
+                    <a:prstGeom prst="rect">
+                      <a:avLst/>
+                    </a:prstGeom>
+                  </pic:spPr>
+                </pic:pic>
+              </a:graphicData>
+            </a:graphic>
+          </wp:inline>
+        </w:drawing>
+      </w:r>
+    </w:p>
+    <w:p>
+      <w:pPr>
+        <w:pStyle w:val="ListParagraph"/>
+        <w:numPr>
+          <w:ilvl w:val="0"/>
+          <w:numId w:val="1"/>
+        </w:numPr>
+        <w:rPr>
+          <w:lang w:val="en-US"/>
+        </w:rPr>
+      </w:pPr>
+      <w:r>
+        <w:t>This stages </w:t>
+      </w:r>
+      <w:r>
+        <w:rPr>
+          <w:b/>
+          <w:bCs/>
+        </w:rPr>
+        <w:t>all files</w:t>
+      </w:r>
+      <w:r>
+        <w:t xml:space="preserve">. To stage only the notebook: git add </w:t>
+      </w:r>
+      <w:proofErr w:type="spellStart"/>
+      <w:r>
+        <w:t>Notebook.ipynb</w:t>
+      </w:r>
+      <w:proofErr w:type="spellEnd"/>
+    </w:p>
+    <w:p>
+      <w:pPr>
+        <w:pStyle w:val="ListParagraph"/>
+        <w:numPr>
+          <w:ilvl w:val="0"/>
+          <w:numId w:val="1"/>
+        </w:numPr>
+        <w:rPr>
+          <w:lang w:val="en-US"/>
+        </w:rPr>
+      </w:pPr>
+      <w:r>
+        <w:t xml:space="preserve">Commit the </w:t>
+      </w:r>
+      <w:proofErr w:type="gramStart"/>
+      <w:r>
+        <w:t>changes :</w:t>
+      </w:r>
+      <w:proofErr w:type="gramEnd"/>
+      <w:r>
+        <w:t xml:space="preserve"> </w:t>
+      </w:r>
+      <w:r>
+        <w:t>git commit -m “message”</w:t>
+      </w:r>
+    </w:p>
+    <w:p>
+      <w:pPr>
+        <w:pStyle w:val="ListParagraph"/>
+        <w:numPr>
+          <w:ilvl w:val="0"/>
+          <w:numId w:val="1"/>
+        </w:numPr>
+        <w:rPr>
+          <w:lang w:val="en-US"/>
+        </w:rPr>
+      </w:pPr>
     </w:p>
     <w:sectPr>
       <w:pgSz w:w="11906" w:h="16838"/>
@@ -787,7 +1028,6 @@
   <w:style w:type="character" w:default="1" w:styleId="DefaultParagraphFont">
     <w:name w:val="Default Paragraph Font"/>
     <w:uiPriority w:val="1"/>
-    <w:semiHidden/>
     <w:unhideWhenUsed/>
   </w:style>
   <w:style w:type="table" w:default="1" w:styleId="TableNormal">
@@ -1099,6 +1339,29 @@
       <w:smallCaps/>
       <w:color w:val="0F4761" w:themeColor="accent1" w:themeShade="BF"/>
       <w:spacing w:val="5"/>
+    </w:rPr>
+  </w:style>
+  <w:style w:type="character" w:styleId="Hyperlink">
+    <w:name w:val="Hyperlink"/>
+    <w:basedOn w:val="DefaultParagraphFont"/>
+    <w:uiPriority w:val="99"/>
+    <w:unhideWhenUsed/>
+    <w:rsid w:val="00926AF5"/>
+    <w:rPr>
+      <w:color w:val="467886" w:themeColor="hyperlink"/>
+      <w:u w:val="single"/>
+    </w:rPr>
+  </w:style>
+  <w:style w:type="character" w:styleId="UnresolvedMention">
+    <w:name w:val="Unresolved Mention"/>
+    <w:basedOn w:val="DefaultParagraphFont"/>
+    <w:uiPriority w:val="99"/>
+    <w:semiHidden/>
+    <w:unhideWhenUsed/>
+    <w:rsid w:val="00926AF5"/>
+    <w:rPr>
+      <w:color w:val="605E5C"/>
+      <w:shd w:val="clear" w:color="auto" w:fill="E1DFDD"/>
     </w:rPr>
   </w:style>
 </w:styles>
